--- a/Report_Lab_3.docx
+++ b/Report_Lab_3.docx
@@ -5,8 +5,12 @@
     <w:sdt>
       <w:sdtPr>
         <w:rPr>
+          <w:rFonts w:asciiTheme="minorHAnsi" w:eastAsiaTheme="minorHAnsi" w:hAnsiTheme="minorHAnsi" w:cstheme="minorBidi"/>
           <w:b/>
           <w:color w:val="auto"/>
+          <w:sz w:val="22"/>
+          <w:szCs w:val="22"/>
+          <w:lang w:eastAsia="en-US"/>
         </w:rPr>
         <w:id w:val="-137028315"/>
         <w:docPartObj>
@@ -16,11 +20,7 @@
       </w:sdtPr>
       <w:sdtEndPr>
         <w:rPr>
-          <w:rFonts w:asciiTheme="minorHAnsi" w:eastAsiaTheme="minorHAnsi" w:hAnsiTheme="minorHAnsi" w:cstheme="minorBidi"/>
           <w:bCs/>
-          <w:sz w:val="22"/>
-          <w:szCs w:val="22"/>
-          <w:lang w:eastAsia="en-US"/>
         </w:rPr>
       </w:sdtEndPr>
       <w:sdtContent>
@@ -1793,69 +1793,67 @@
       <w:pPr>
         <w:pStyle w:val="2"/>
       </w:pPr>
-      <w:bookmarkStart w:id="0" w:name="_GoBack"/>
+    </w:p>
+    <w:p>
+      <w:pPr>
+        <w:pStyle w:val="2"/>
+      </w:pPr>
+      <w:bookmarkStart w:id="0" w:name="_Toc227102418"/>
+      <w:r>
+        <w:lastRenderedPageBreak/>
+        <w:t>Цель работы</w:t>
+      </w:r>
       <w:bookmarkEnd w:id="0"/>
     </w:p>
     <w:p>
       <w:pPr>
-        <w:pStyle w:val="2"/>
-      </w:pPr>
-      <w:bookmarkStart w:id="1" w:name="_Toc227102418"/>
-      <w:r>
-        <w:lastRenderedPageBreak/>
-        <w:t>Цель работы</w:t>
-      </w:r>
-      <w:bookmarkEnd w:id="1"/>
+        <w:spacing w:before="240" w:after="240" w:line="360" w:lineRule="auto"/>
+        <w:rPr>
+          <w:rFonts w:ascii="Times New Roman" w:eastAsia="Times New Roman" w:hAnsi="Times New Roman" w:cs="Times New Roman"/>
+          <w:sz w:val="28"/>
+          <w:szCs w:val="28"/>
+          <w:lang w:eastAsia="ru-RU"/>
+        </w:rPr>
+      </w:pPr>
+      <w:r>
+        <w:rPr>
+          <w:rFonts w:ascii="Times New Roman" w:eastAsia="Times New Roman" w:hAnsi="Times New Roman" w:cs="Times New Roman"/>
+          <w:sz w:val="28"/>
+          <w:szCs w:val="28"/>
+          <w:lang w:eastAsia="ru-RU"/>
+        </w:rPr>
+        <w:t xml:space="preserve">Освоение приёмов создания, настройки и обучения нейронных сетей с использованием библиотеки </w:t>
+      </w:r>
+      <w:proofErr w:type="spellStart"/>
+      <w:r>
+        <w:rPr>
+          <w:rFonts w:ascii="Times New Roman" w:eastAsia="Times New Roman" w:hAnsi="Times New Roman" w:cs="Times New Roman"/>
+          <w:sz w:val="28"/>
+          <w:szCs w:val="28"/>
+          <w:lang w:eastAsia="ru-RU"/>
+        </w:rPr>
+        <w:t>NumPy</w:t>
+      </w:r>
+      <w:proofErr w:type="spellEnd"/>
+      <w:r>
+        <w:rPr>
+          <w:rFonts w:ascii="Times New Roman" w:eastAsia="Times New Roman" w:hAnsi="Times New Roman" w:cs="Times New Roman"/>
+          <w:sz w:val="28"/>
+          <w:szCs w:val="28"/>
+          <w:lang w:eastAsia="ru-RU"/>
+        </w:rPr>
+        <w:t>, изучение основных понятий теории нейронной сети на примере простых задач распознавания логических функций (И, ИЛИ, исключающее ИЛИ).</w:t>
+      </w:r>
     </w:p>
     <w:p>
       <w:pPr>
-        <w:spacing w:before="240" w:after="240" w:line="360" w:lineRule="auto"/>
-        <w:rPr>
-          <w:rFonts w:ascii="Times New Roman" w:eastAsia="Times New Roman" w:hAnsi="Times New Roman" w:cs="Times New Roman"/>
-          <w:sz w:val="28"/>
-          <w:szCs w:val="28"/>
-          <w:lang w:eastAsia="ru-RU"/>
-        </w:rPr>
-      </w:pPr>
-      <w:r>
-        <w:rPr>
-          <w:rFonts w:ascii="Times New Roman" w:eastAsia="Times New Roman" w:hAnsi="Times New Roman" w:cs="Times New Roman"/>
-          <w:sz w:val="28"/>
-          <w:szCs w:val="28"/>
-          <w:lang w:eastAsia="ru-RU"/>
-        </w:rPr>
-        <w:t xml:space="preserve">Освоение приёмов создания, настройки и обучения нейронных сетей с использованием библиотеки </w:t>
-      </w:r>
-      <w:proofErr w:type="spellStart"/>
-      <w:r>
-        <w:rPr>
-          <w:rFonts w:ascii="Times New Roman" w:eastAsia="Times New Roman" w:hAnsi="Times New Roman" w:cs="Times New Roman"/>
-          <w:sz w:val="28"/>
-          <w:szCs w:val="28"/>
-          <w:lang w:eastAsia="ru-RU"/>
-        </w:rPr>
-        <w:t>NumPy</w:t>
-      </w:r>
-      <w:proofErr w:type="spellEnd"/>
-      <w:r>
-        <w:rPr>
-          <w:rFonts w:ascii="Times New Roman" w:eastAsia="Times New Roman" w:hAnsi="Times New Roman" w:cs="Times New Roman"/>
-          <w:sz w:val="28"/>
-          <w:szCs w:val="28"/>
-          <w:lang w:eastAsia="ru-RU"/>
-        </w:rPr>
-        <w:t>, изучение основных понятий теории нейронной сети на примере простых задач распознавания логических функций (И, ИЛИ, исключающее ИЛИ).</w:t>
-      </w:r>
-    </w:p>
-    <w:p>
-      <w:pPr>
         <w:pStyle w:val="2"/>
       </w:pPr>
-      <w:bookmarkStart w:id="2" w:name="_Toc227102419"/>
+      <w:bookmarkStart w:id="1" w:name="_Toc227102419"/>
       <w:r>
         <w:t>Задачи</w:t>
       </w:r>
-      <w:bookmarkEnd w:id="2"/>
+      <w:bookmarkEnd w:id="1"/>
     </w:p>
     <w:p>
       <w:pPr>
@@ -2104,7 +2102,7 @@
           <w:lang w:eastAsia="ru-RU"/>
         </w:rPr>
       </w:pPr>
-      <w:bookmarkStart w:id="3" w:name="_Toc227102420"/>
+      <w:bookmarkStart w:id="2" w:name="_Toc227102420"/>
       <w:r>
         <w:rPr>
           <w:rFonts w:eastAsia="Times New Roman"/>
@@ -2113,17 +2111,17 @@
         <w:lastRenderedPageBreak/>
         <w:t>3. ХОД РАБОТЫ</w:t>
       </w:r>
-      <w:bookmarkEnd w:id="3"/>
+      <w:bookmarkEnd w:id="2"/>
     </w:p>
     <w:p>
       <w:pPr>
         <w:pStyle w:val="2"/>
       </w:pPr>
-      <w:bookmarkStart w:id="4" w:name="_Toc227102421"/>
+      <w:bookmarkStart w:id="3" w:name="_Toc227102421"/>
       <w:r>
         <w:t>3.1. Задание 1.1. Функции активации</w:t>
       </w:r>
-      <w:bookmarkEnd w:id="4"/>
+      <w:bookmarkEnd w:id="3"/>
     </w:p>
     <w:p>
       <w:pPr>
@@ -3693,11 +3691,11 @@
       <w:pPr>
         <w:pStyle w:val="2"/>
       </w:pPr>
-      <w:bookmarkStart w:id="5" w:name="_Toc227102422"/>
+      <w:bookmarkStart w:id="4" w:name="_Toc227102422"/>
       <w:r>
         <w:t>3.2. Задание 1.2. Логическое «И» (AND)</w:t>
       </w:r>
-      <w:bookmarkEnd w:id="5"/>
+      <w:bookmarkEnd w:id="4"/>
     </w:p>
     <w:p>
       <w:pPr>
@@ -4342,7 +4340,7 @@
           <w:rFonts w:eastAsia="Times New Roman"/>
         </w:rPr>
       </w:pPr>
-      <w:bookmarkStart w:id="6" w:name="_Toc227102423"/>
+      <w:bookmarkStart w:id="5" w:name="_Toc227102423"/>
       <w:r>
         <w:rPr>
           <w:rFonts w:eastAsia="Times New Roman"/>
@@ -4350,13 +4348,13 @@
         <w:lastRenderedPageBreak/>
         <w:t>Архитектура: один нейрон (2 входа → 1 выход)</w:t>
       </w:r>
-      <w:bookmarkEnd w:id="6"/>
+      <w:bookmarkEnd w:id="5"/>
     </w:p>
     <w:p>
       <w:pPr>
         <w:pStyle w:val="2"/>
       </w:pPr>
-      <w:bookmarkStart w:id="7" w:name="_Toc227102424"/>
+      <w:bookmarkStart w:id="6" w:name="_Toc227102424"/>
       <w:r>
         <w:t xml:space="preserve">Эксперимент 1: MSE </w:t>
       </w:r>
@@ -4368,7 +4366,7 @@
       <w:r>
         <w:t xml:space="preserve"> BCE</w:t>
       </w:r>
-      <w:bookmarkEnd w:id="7"/>
+      <w:bookmarkEnd w:id="6"/>
     </w:p>
     <w:p>
       <w:pPr>
@@ -4892,7 +4890,7 @@
       <w:pPr>
         <w:pStyle w:val="2"/>
       </w:pPr>
-      <w:bookmarkStart w:id="8" w:name="_Toc227102425"/>
+      <w:bookmarkStart w:id="7" w:name="_Toc227102425"/>
       <w:r>
         <w:t xml:space="preserve">Эксперимент 2: Влияние </w:t>
       </w:r>
@@ -4908,7 +4906,7 @@
       <w:r>
         <w:t>rate</w:t>
       </w:r>
-      <w:bookmarkEnd w:id="8"/>
+      <w:bookmarkEnd w:id="7"/>
       <w:proofErr w:type="spellEnd"/>
     </w:p>
     <w:tbl>
@@ -6349,11 +6347,11 @@
       <w:pPr>
         <w:pStyle w:val="2"/>
       </w:pPr>
-      <w:bookmarkStart w:id="9" w:name="_Toc227102426"/>
+      <w:bookmarkStart w:id="8" w:name="_Toc227102426"/>
       <w:r>
         <w:t>3.3. Задание 1.3. Логическое «ИЛИ» (OR)</w:t>
       </w:r>
-      <w:bookmarkEnd w:id="9"/>
+      <w:bookmarkEnd w:id="8"/>
     </w:p>
     <w:p>
       <w:pPr>
@@ -8057,11 +8055,11 @@
       <w:pPr>
         <w:pStyle w:val="2"/>
       </w:pPr>
-      <w:bookmarkStart w:id="10" w:name="_Toc227102427"/>
+      <w:bookmarkStart w:id="9" w:name="_Toc227102427"/>
       <w:r>
         <w:t>3.4. Задание 1.4. Исключающее «ИЛИ» (XOR)</w:t>
       </w:r>
-      <w:bookmarkEnd w:id="10"/>
+      <w:bookmarkEnd w:id="9"/>
     </w:p>
     <w:p>
       <w:pPr>
@@ -8780,7 +8778,7 @@
           <w:lang w:eastAsia="ru-RU"/>
         </w:rPr>
       </w:pPr>
-      <w:bookmarkStart w:id="11" w:name="_Toc227102428"/>
+      <w:bookmarkStart w:id="10" w:name="_Toc227102428"/>
       <w:r>
         <w:rPr>
           <w:rFonts w:eastAsia="Times New Roman"/>
@@ -8788,7 +8786,7 @@
         </w:rPr>
         <w:t>Архитектура двухслойной сети</w:t>
       </w:r>
-      <w:bookmarkEnd w:id="11"/>
+      <w:bookmarkEnd w:id="10"/>
     </w:p>
     <w:p>
       <w:pPr>
@@ -8981,11 +8979,11 @@
       <w:pPr>
         <w:pStyle w:val="2"/>
       </w:pPr>
-      <w:bookmarkStart w:id="12" w:name="_Toc227102429"/>
+      <w:bookmarkStart w:id="11" w:name="_Toc227102429"/>
       <w:r>
         <w:t>Эксперимент 1: Влияние числа нейронов в скрытом слое</w:t>
       </w:r>
-      <w:bookmarkEnd w:id="12"/>
+      <w:bookmarkEnd w:id="11"/>
     </w:p>
     <w:tbl>
       <w:tblPr>
@@ -9689,7 +9687,7 @@
       <w:pPr>
         <w:pStyle w:val="2"/>
       </w:pPr>
-      <w:bookmarkStart w:id="13" w:name="_Toc227102430"/>
+      <w:bookmarkStart w:id="12" w:name="_Toc227102430"/>
       <w:r>
         <w:t xml:space="preserve">Эксперимент 2: </w:t>
       </w:r>
@@ -9717,7 +9715,7 @@
       <w:r>
         <w:t xml:space="preserve"> в скрытом слое</w:t>
       </w:r>
-      <w:bookmarkEnd w:id="13"/>
+      <w:bookmarkEnd w:id="12"/>
     </w:p>
     <w:tbl>
       <w:tblPr>
@@ -10830,7 +10828,7 @@
           <w:lang w:eastAsia="ru-RU"/>
         </w:rPr>
       </w:pPr>
-      <w:bookmarkStart w:id="14" w:name="_Toc227102431"/>
+      <w:bookmarkStart w:id="13" w:name="_Toc227102431"/>
       <w:r>
         <w:rPr>
           <w:rFonts w:eastAsia="Times New Roman"/>
@@ -10839,17 +10837,17 @@
         <w:lastRenderedPageBreak/>
         <w:t>4. РЕЗУЛЬТАТЫ</w:t>
       </w:r>
-      <w:bookmarkEnd w:id="14"/>
+      <w:bookmarkEnd w:id="13"/>
     </w:p>
     <w:p>
       <w:pPr>
         <w:pStyle w:val="2"/>
       </w:pPr>
-      <w:bookmarkStart w:id="15" w:name="_Toc227102432"/>
+      <w:bookmarkStart w:id="14" w:name="_Toc227102432"/>
       <w:r>
         <w:t>Сводная таблица результатов</w:t>
       </w:r>
-      <w:bookmarkEnd w:id="15"/>
+      <w:bookmarkEnd w:id="14"/>
     </w:p>
     <w:tbl>
       <w:tblPr>
@@ -11957,7 +11955,7 @@
           <w:lang w:eastAsia="ru-RU"/>
         </w:rPr>
       </w:pPr>
-      <w:bookmarkStart w:id="16" w:name="_Toc227102433"/>
+      <w:bookmarkStart w:id="15" w:name="_Toc227102433"/>
       <w:r>
         <w:rPr>
           <w:rFonts w:eastAsia="Times New Roman"/>
@@ -11966,7 +11964,7 @@
         <w:lastRenderedPageBreak/>
         <w:t>ВЫВОДЫ</w:t>
       </w:r>
-      <w:bookmarkEnd w:id="16"/>
+      <w:bookmarkEnd w:id="15"/>
     </w:p>
     <w:p>
       <w:pPr>
@@ -12553,7 +12551,7 @@
           <w:lang w:eastAsia="ru-RU"/>
         </w:rPr>
       </w:pPr>
-      <w:bookmarkStart w:id="17" w:name="_Toc227102434"/>
+      <w:bookmarkStart w:id="16" w:name="_Toc227102434"/>
       <w:r>
         <w:rPr>
           <w:rFonts w:eastAsia="Times New Roman"/>
@@ -12562,7 +12560,7 @@
         <w:lastRenderedPageBreak/>
         <w:t>6. ССЫЛКА НА GITHUB</w:t>
       </w:r>
-      <w:bookmarkEnd w:id="17"/>
+      <w:bookmarkEnd w:id="16"/>
     </w:p>
     <w:p>
       <w:pPr>
@@ -12574,66 +12572,27 @@
           <w:lang w:eastAsia="ru-RU"/>
         </w:rPr>
       </w:pPr>
-      <w:proofErr w:type="spellStart"/>
-      <w:r>
-        <w:rPr>
-          <w:rFonts w:ascii="Times New Roman" w:eastAsia="Times New Roman" w:hAnsi="Times New Roman" w:cs="Times New Roman"/>
-          <w:sz w:val="28"/>
-          <w:szCs w:val="28"/>
-          <w:lang w:eastAsia="ru-RU"/>
-        </w:rPr>
-        <w:t>text</w:t>
-      </w:r>
-      <w:proofErr w:type="spellEnd"/>
     </w:p>
     <w:p>
       <w:pPr>
-        <w:tabs>
-          <w:tab w:val="left" w:pos="916"/>
-          <w:tab w:val="left" w:pos="1832"/>
-          <w:tab w:val="left" w:pos="2748"/>
-          <w:tab w:val="left" w:pos="3664"/>
-          <w:tab w:val="left" w:pos="4580"/>
-          <w:tab w:val="left" w:pos="5496"/>
-          <w:tab w:val="left" w:pos="6412"/>
-          <w:tab w:val="left" w:pos="7328"/>
-          <w:tab w:val="left" w:pos="8244"/>
-          <w:tab w:val="left" w:pos="9160"/>
-          <w:tab w:val="left" w:pos="10076"/>
-          <w:tab w:val="left" w:pos="10992"/>
-          <w:tab w:val="left" w:pos="11908"/>
-          <w:tab w:val="left" w:pos="12824"/>
-          <w:tab w:val="left" w:pos="13740"/>
-          <w:tab w:val="left" w:pos="14656"/>
-        </w:tabs>
-        <w:wordWrap w:val="0"/>
         <w:spacing w:line="360" w:lineRule="auto"/>
         <w:rPr>
-          <w:rFonts w:ascii="Times New Roman" w:eastAsia="Times New Roman" w:hAnsi="Times New Roman" w:cs="Times New Roman"/>
-          <w:sz w:val="28"/>
-          <w:szCs w:val="28"/>
-          <w:lang w:eastAsia="ru-RU"/>
-        </w:rPr>
-      </w:pPr>
-      <w:r>
-        <w:rPr>
-          <w:rFonts w:ascii="Times New Roman" w:eastAsia="Times New Roman" w:hAnsi="Times New Roman" w:cs="Times New Roman"/>
-          <w:sz w:val="28"/>
-          <w:szCs w:val="28"/>
-          <w:lang w:eastAsia="ru-RU"/>
-        </w:rPr>
-        <w:t>https://github.com/username/lab3-neural-networks</w:t>
-      </w:r>
-    </w:p>
-    <w:p>
-      <w:pPr>
-        <w:spacing w:line="360" w:lineRule="auto"/>
-        <w:rPr>
           <w:rFonts w:ascii="Times New Roman" w:hAnsi="Times New Roman" w:cs="Times New Roman"/>
           <w:sz w:val="28"/>
           <w:szCs w:val="28"/>
         </w:rPr>
       </w:pPr>
+      <w:r>
+        <w:rPr>
+          <w:rFonts w:ascii="Times New Roman" w:eastAsia="Times New Roman" w:hAnsi="Times New Roman" w:cs="Times New Roman"/>
+          <w:sz w:val="28"/>
+          <w:szCs w:val="28"/>
+          <w:lang w:eastAsia="ru-RU"/>
+        </w:rPr>
+        <w:t>https://github.com/CUECompany/ai_ml_fundamentals_lab03_NumPy_B_PIN_AI_2026_Smirnov_Ilya</w:t>
+      </w:r>
+      <w:bookmarkStart w:id="17" w:name="_GoBack"/>
+      <w:bookmarkEnd w:id="17"/>
     </w:p>
     <w:sectPr>
       <w:pgSz w:w="11906" w:h="16838"/>
@@ -15745,7 +15704,7 @@
 </file>
 
 <file path=customXml/itemProps1.xml><?xml version="1.0" encoding="utf-8"?>
-<ds:datastoreItem xmlns:ds="http://schemas.openxmlformats.org/officeDocument/2006/customXml" ds:itemID="{40DCF23B-D99C-4208-B29E-5E049197CCB3}">
+<ds:datastoreItem xmlns:ds="http://schemas.openxmlformats.org/officeDocument/2006/customXml" ds:itemID="{6039593F-4C86-43C9-A09C-2FAEF8283747}">
   <ds:schemaRefs>
     <ds:schemaRef ds:uri="http://schemas.openxmlformats.org/officeDocument/2006/bibliography"/>
   </ds:schemaRefs>
